--- a/code Maurice Spiegels/Code Maurice.docx
+++ b/code Maurice Spiegels/Code Maurice.docx
@@ -4,6 +4,7 @@
   <w:body>
     <w:p>
       <w:pPr>
+        <w:pStyle w:val="Heading1"/>
         <w:rPr>
           <w:lang w:val="nl-NL"/>
         </w:rPr>
@@ -13,6 +14,20 @@
           <w:lang w:val="nl-NL"/>
         </w:rPr>
         <w:t>Code Maurice</w:t>
+      </w:r>
+    </w:p>
+    <w:p>
+      <w:pPr>
+        <w:pStyle w:val="Heading2"/>
+        <w:rPr>
+          <w:lang w:val="nl-NL"/>
+        </w:rPr>
+      </w:pPr>
+      <w:r>
+        <w:rPr>
+          <w:lang w:val="nl-NL"/>
+        </w:rPr>
+        <w:t>MAIN_Nao_StateSystem_v2.py</w:t>
       </w:r>
     </w:p>
     <w:p>
@@ -456,7 +471,6 @@
         </w:rPr>
         <w:t>, sec)</w:t>
       </w:r>
-      <w:proofErr w:type="spellStart"/>
     </w:p>
     <w:p>
       <w:pPr>
@@ -465,7 +479,6 @@
           <w:lang w:val="en-US"/>
         </w:rPr>
       </w:pPr>
-      <w:proofErr w:type="spellEnd"/>
       <w:r>
         <w:rPr>
           <w:lang w:val="en-US"/>
@@ -601,14 +614,14 @@
         <w:rPr>
           <w:lang w:val="en-US"/>
         </w:rPr>
-        <w:t xml:space="preserve">InitG = </w:t>
-      </w:r>
-      <w:proofErr w:type="spellEnd"/>
-      <w:r>
-        <w:rPr>
-          <w:lang w:val="en-US"/>
-        </w:rPr>
-        <w:t>1 (started counting adaptive delay</w:t>
+        <w:t>InitG</w:t>
+      </w:r>
+      <w:proofErr w:type="spellEnd"/>
+      <w:r>
+        <w:rPr>
+          <w:lang w:val="en-US"/>
+        </w:rPr>
+        <w:t xml:space="preserve"> = 1 (started counting adaptive delay</w:t>
       </w:r>
     </w:p>
     <w:p/>
@@ -699,84 +712,1147 @@
         <w:rPr>
           <w:lang w:val="en-US"/>
         </w:rPr>
+        <w:t xml:space="preserve"> more than sec – </w:t>
+      </w:r>
+      <w:proofErr w:type="spellStart"/>
+      <w:r>
+        <w:rPr>
+          <w:lang w:val="en-US"/>
+        </w:rPr>
+        <w:t>MeanSystemDelay</w:t>
+      </w:r>
+      <w:proofErr w:type="spellEnd"/>
+    </w:p>
+    <w:p>
+      <w:pPr>
+        <w:ind w:firstLine="720"/>
+        <w:rPr>
+          <w:lang w:val="en-US"/>
+        </w:rPr>
+      </w:pPr>
+    </w:p>
+    <w:p>
+      <w:pPr>
+        <w:ind w:firstLine="720"/>
+        <w:rPr>
+          <w:lang w:val="en-US"/>
+        </w:rPr>
+      </w:pPr>
+      <w:proofErr w:type="spellStart"/>
+      <w:r>
+        <w:rPr>
+          <w:lang w:val="en-US"/>
+        </w:rPr>
+        <w:t>InitF</w:t>
+      </w:r>
+      <w:proofErr w:type="spellEnd"/>
+      <w:r>
+        <w:rPr>
+          <w:lang w:val="en-US"/>
+        </w:rPr>
+        <w:t xml:space="preserve"> = </w:t>
+      </w:r>
+      <w:proofErr w:type="gramStart"/>
+      <w:r>
+        <w:rPr>
+          <w:lang w:val="en-US"/>
+        </w:rPr>
+        <w:t>1( started</w:t>
+      </w:r>
+      <w:proofErr w:type="gramEnd"/>
+      <w:r>
+        <w:rPr>
+          <w:lang w:val="en-US"/>
+        </w:rPr>
+        <w:t xml:space="preserve"> counting </w:t>
+      </w:r>
+      <w:proofErr w:type="spellStart"/>
+      <w:r>
+        <w:rPr>
+          <w:lang w:val="en-US"/>
+        </w:rPr>
+        <w:t>GazeToNao</w:t>
+      </w:r>
+      <w:proofErr w:type="spellEnd"/>
+      <w:r>
+        <w:rPr>
+          <w:lang w:val="en-US"/>
+        </w:rPr>
+        <w:t>)</w:t>
+      </w:r>
+    </w:p>
+    <w:p>
+      <w:pPr>
+        <w:rPr>
+          <w:lang w:val="en-US"/>
+        </w:rPr>
+      </w:pPr>
+    </w:p>
+    <w:p>
+      <w:pPr>
+        <w:rPr>
+          <w:lang w:val="en-US"/>
+        </w:rPr>
+      </w:pPr>
+      <w:proofErr w:type="spellStart"/>
+      <w:r>
+        <w:rPr>
+          <w:lang w:val="en-US"/>
+        </w:rPr>
+        <w:t>InitD</w:t>
+      </w:r>
+      <w:proofErr w:type="spellEnd"/>
+      <w:r>
+        <w:rPr>
+          <w:lang w:val="en-US"/>
+        </w:rPr>
+        <w:t xml:space="preserve"> does not exist, </w:t>
+      </w:r>
+      <w:proofErr w:type="spellStart"/>
+      <w:r>
+        <w:rPr>
+          <w:lang w:val="en-US"/>
+        </w:rPr>
+        <w:t>InitH</w:t>
+      </w:r>
+      <w:proofErr w:type="spellEnd"/>
+      <w:r>
+        <w:rPr>
+          <w:lang w:val="en-US"/>
+        </w:rPr>
+        <w:t xml:space="preserve"> is not used (commented out </w:t>
+      </w:r>
+      <w:proofErr w:type="spellStart"/>
+      <w:r>
+        <w:rPr>
+          <w:lang w:val="en-US"/>
+        </w:rPr>
+        <w:t>SilentForMAX</w:t>
+      </w:r>
+      <w:proofErr w:type="spellEnd"/>
+      <w:r>
+        <w:rPr>
+          <w:lang w:val="en-US"/>
+        </w:rPr>
+        <w:t>)</w:t>
+      </w:r>
+    </w:p>
+    <w:p>
+      <w:pPr>
+        <w:rPr>
+          <w:lang w:val="en-US"/>
+        </w:rPr>
+      </w:pPr>
+    </w:p>
+    <w:p>
+      <w:pPr>
+        <w:rPr>
+          <w:rFonts w:asciiTheme="majorHAnsi" w:eastAsiaTheme="majorEastAsia" w:hAnsiTheme="majorHAnsi" w:cstheme="majorBidi"/>
+          <w:color w:val="0F4761" w:themeColor="accent1" w:themeShade="BF"/>
+          <w:sz w:val="32"/>
+          <w:szCs w:val="32"/>
+          <w:lang w:val="en-US"/>
+        </w:rPr>
+      </w:pPr>
+      <w:r>
+        <w:rPr>
+          <w:lang w:val="en-US"/>
+        </w:rPr>
+        <w:br w:type="page"/>
+      </w:r>
+    </w:p>
+    <w:p>
+      <w:pPr>
+        <w:pStyle w:val="Heading2"/>
+        <w:rPr>
+          <w:lang w:val="en-US"/>
+        </w:rPr>
+      </w:pPr>
+      <w:r>
+        <w:rPr>
+          <w:lang w:val="en-US"/>
+        </w:rPr>
+        <w:lastRenderedPageBreak/>
+        <w:t>Multithread_microphone_input_test_v6.py</w:t>
+      </w:r>
+    </w:p>
+    <w:p>
+      <w:pPr>
+        <w:rPr>
+          <w:lang w:val="en-US"/>
+        </w:rPr>
+      </w:pPr>
+    </w:p>
+    <w:p>
+      <w:pPr>
+        <w:pStyle w:val="Heading3"/>
+        <w:rPr>
+          <w:lang w:val="en-US"/>
+        </w:rPr>
+      </w:pPr>
+      <w:r>
+        <w:rPr>
+          <w:lang w:val="en-US"/>
+        </w:rPr>
+        <w:t xml:space="preserve">def </w:t>
+      </w:r>
+      <w:proofErr w:type="spellStart"/>
+      <w:proofErr w:type="gramStart"/>
+      <w:r>
+        <w:rPr>
+          <w:lang w:val="en-US"/>
+        </w:rPr>
+        <w:t>DetectSound</w:t>
+      </w:r>
+      <w:proofErr w:type="spellEnd"/>
+      <w:r>
+        <w:rPr>
+          <w:lang w:val="en-US"/>
+        </w:rPr>
+        <w:t>(</w:t>
+      </w:r>
+      <w:proofErr w:type="gramEnd"/>
+      <w:r>
+        <w:rPr>
+          <w:lang w:val="en-US"/>
+        </w:rPr>
+        <w:t>)</w:t>
+      </w:r>
+    </w:p>
+    <w:p>
+      <w:pPr>
+        <w:rPr>
+          <w:lang w:val="en-US"/>
+        </w:rPr>
+      </w:pPr>
+    </w:p>
+    <w:p>
+      <w:pPr>
+        <w:rPr>
+          <w:lang w:val="en-US"/>
+        </w:rPr>
+      </w:pPr>
+      <w:r>
+        <w:rPr>
+          <w:lang w:val="en-US"/>
+        </w:rPr>
+        <w:t>CHANNELS = 1 for mono, 2 for stereo</w:t>
+      </w:r>
+    </w:p>
+    <w:p>
+      <w:pPr>
+        <w:rPr>
+          <w:lang w:val="en-US"/>
+        </w:rPr>
+      </w:pPr>
+    </w:p>
+    <w:p>
+      <w:pPr>
+        <w:rPr>
+          <w:lang w:val="en-US"/>
+        </w:rPr>
+      </w:pPr>
+      <w:r>
+        <w:rPr>
+          <w:lang w:val="en-US"/>
+        </w:rPr>
+        <w:t>initialize==0</w:t>
+      </w:r>
+      <w:r>
+        <w:rPr>
+          <w:lang w:val="en-US"/>
+        </w:rPr>
+        <w:t>:</w:t>
+      </w:r>
+    </w:p>
+    <w:p>
+      <w:pPr>
+        <w:rPr>
+          <w:lang w:val="en-US"/>
+        </w:rPr>
+      </w:pPr>
+      <w:r>
+        <w:rPr>
+          <w:lang w:val="en-US"/>
+        </w:rPr>
+        <w:tab/>
+        <w:t xml:space="preserve">create (stereo) </w:t>
+      </w:r>
+      <w:proofErr w:type="spellStart"/>
+      <w:r>
+        <w:rPr>
+          <w:lang w:val="en-US"/>
+        </w:rPr>
+        <w:t>pyaudio</w:t>
+      </w:r>
+      <w:proofErr w:type="spellEnd"/>
+      <w:r>
+        <w:rPr>
+          <w:lang w:val="en-US"/>
+        </w:rPr>
+        <w:t xml:space="preserve"> device: stream</w:t>
+      </w:r>
+    </w:p>
+    <w:p>
+      <w:pPr>
+        <w:rPr>
+          <w:lang w:val="en-US"/>
+        </w:rPr>
+      </w:pPr>
+      <w:r>
+        <w:rPr>
+          <w:lang w:val="en-US"/>
+        </w:rPr>
+        <w:tab/>
+        <w:t>initialize = 1</w:t>
+      </w:r>
+    </w:p>
+    <w:p>
+      <w:pPr>
+        <w:rPr>
+          <w:lang w:val="en-US"/>
+        </w:rPr>
+      </w:pPr>
+    </w:p>
+    <w:p>
+      <w:pPr>
+        <w:rPr>
+          <w:lang w:val="en-US"/>
+        </w:rPr>
+      </w:pPr>
+      <w:proofErr w:type="gramStart"/>
+      <w:r>
+        <w:rPr>
+          <w:lang w:val="en-US"/>
+        </w:rPr>
+        <w:t>initialize !</w:t>
+      </w:r>
+      <w:proofErr w:type="gramEnd"/>
+      <w:r>
+        <w:rPr>
+          <w:lang w:val="en-US"/>
+        </w:rPr>
+        <w:t>=0:</w:t>
+      </w:r>
+    </w:p>
+    <w:p>
+      <w:pPr>
+        <w:rPr>
+          <w:lang w:val="en-US"/>
+        </w:rPr>
+      </w:pPr>
+      <w:r>
+        <w:rPr>
+          <w:lang w:val="en-US"/>
+        </w:rPr>
+        <w:tab/>
+        <w:t>read block form audio stream: block=</w:t>
+      </w:r>
+      <w:proofErr w:type="spellStart"/>
+      <w:proofErr w:type="gramStart"/>
+      <w:r>
+        <w:rPr>
+          <w:lang w:val="en-US"/>
+        </w:rPr>
+        <w:t>stream.read</w:t>
+      </w:r>
+      <w:proofErr w:type="spellEnd"/>
+      <w:proofErr w:type="gramEnd"/>
+      <w:r>
+        <w:rPr>
+          <w:lang w:val="en-US"/>
+        </w:rPr>
+        <w:t>()</w:t>
+      </w:r>
+    </w:p>
+    <w:p>
+      <w:pPr>
+        <w:rPr>
+          <w:lang w:val="en-US"/>
+        </w:rPr>
+      </w:pPr>
+      <w:r>
+        <w:rPr>
+          <w:lang w:val="en-US"/>
+        </w:rPr>
+        <w:tab/>
+      </w:r>
+      <w:r>
+        <w:rPr>
+          <w:lang w:val="en-US"/>
+        </w:rPr>
+        <w:t xml:space="preserve">if </w:t>
+      </w:r>
+      <w:proofErr w:type="spellStart"/>
+      <w:r>
+        <w:rPr>
+          <w:lang w:val="en-US"/>
+        </w:rPr>
+        <w:t>CreateAudioFile</w:t>
+      </w:r>
+      <w:proofErr w:type="spellEnd"/>
+      <w:r>
+        <w:rPr>
+          <w:lang w:val="en-US"/>
+        </w:rPr>
+        <w:t xml:space="preserve"> -&gt; </w:t>
+      </w:r>
+      <w:r>
+        <w:rPr>
+          <w:lang w:val="en-US"/>
+        </w:rPr>
+        <w:t xml:space="preserve">save audio block: </w:t>
+      </w:r>
+      <w:proofErr w:type="spellStart"/>
+      <w:proofErr w:type="gramStart"/>
+      <w:r>
+        <w:rPr>
+          <w:lang w:val="en-US"/>
+        </w:rPr>
+        <w:t>SaveAudio</w:t>
+      </w:r>
+      <w:proofErr w:type="spellEnd"/>
+      <w:r>
+        <w:rPr>
+          <w:lang w:val="en-US"/>
+        </w:rPr>
+        <w:t>(</w:t>
+      </w:r>
+      <w:proofErr w:type="gramEnd"/>
+      <w:r>
+        <w:rPr>
+          <w:lang w:val="en-US"/>
+        </w:rPr>
+        <w:t>()</w:t>
+      </w:r>
+    </w:p>
+    <w:p>
+      <w:pPr>
+        <w:rPr>
+          <w:lang w:val="en-US"/>
+        </w:rPr>
+      </w:pPr>
+      <w:r>
+        <w:rPr>
+          <w:lang w:val="en-US"/>
+        </w:rPr>
+        <w:tab/>
+        <w:t xml:space="preserve">decode block: </w:t>
+      </w:r>
+      <w:proofErr w:type="spellStart"/>
+      <w:r>
+        <w:rPr>
+          <w:lang w:val="en-US"/>
+        </w:rPr>
+        <w:t>mic_</w:t>
+      </w:r>
+      <w:proofErr w:type="gramStart"/>
+      <w:r>
+        <w:rPr>
+          <w:lang w:val="en-US"/>
+        </w:rPr>
+        <w:t>decode</w:t>
+      </w:r>
+      <w:proofErr w:type="spellEnd"/>
+      <w:r>
+        <w:rPr>
+          <w:lang w:val="en-US"/>
+        </w:rPr>
+        <w:t>(</w:t>
+      </w:r>
+      <w:proofErr w:type="gramEnd"/>
+      <w:r>
+        <w:rPr>
+          <w:lang w:val="en-US"/>
+        </w:rPr>
+        <w:t>)</w:t>
+      </w:r>
+    </w:p>
+    <w:p>
+      <w:pPr>
+        <w:rPr>
+          <w:lang w:val="en-US"/>
+        </w:rPr>
+      </w:pPr>
+      <w:r>
+        <w:rPr>
+          <w:lang w:val="en-US"/>
+        </w:rPr>
+        <w:tab/>
+        <w:t xml:space="preserve">get rms for each channel: </w:t>
+      </w:r>
+      <w:proofErr w:type="spellStart"/>
+      <w:r>
+        <w:rPr>
+          <w:lang w:val="en-US"/>
+        </w:rPr>
+        <w:t>channel_L</w:t>
+      </w:r>
+      <w:proofErr w:type="spellEnd"/>
+      <w:r>
+        <w:rPr>
+          <w:lang w:val="en-US"/>
+        </w:rPr>
+        <w:t xml:space="preserve"> = </w:t>
+      </w:r>
+      <w:proofErr w:type="spellStart"/>
+      <w:r>
+        <w:rPr>
+          <w:lang w:val="en-US"/>
+        </w:rPr>
+        <w:t>get_rms</w:t>
+      </w:r>
+      <w:proofErr w:type="spellEnd"/>
+      <w:r>
+        <w:rPr>
+          <w:lang w:val="en-US"/>
+        </w:rPr>
+        <w:t>(</w:t>
+      </w:r>
+      <w:proofErr w:type="spellStart"/>
+      <w:r>
+        <w:rPr>
+          <w:lang w:val="en-US"/>
+        </w:rPr>
+        <w:t>mic_</w:t>
+      </w:r>
+      <w:proofErr w:type="gramStart"/>
+      <w:r>
+        <w:rPr>
+          <w:lang w:val="en-US"/>
+        </w:rPr>
+        <w:t>input.L</w:t>
+      </w:r>
+      <w:proofErr w:type="spellEnd"/>
+      <w:proofErr w:type="gramEnd"/>
+      <w:r>
+        <w:rPr>
+          <w:lang w:val="en-US"/>
+        </w:rPr>
+        <w:t xml:space="preserve">) </w:t>
+      </w:r>
+      <w:proofErr w:type="spellStart"/>
+      <w:r>
+        <w:rPr>
+          <w:lang w:val="en-US"/>
+        </w:rPr>
+        <w:t>etc</w:t>
+      </w:r>
+      <w:proofErr w:type="spellEnd"/>
+    </w:p>
+    <w:p>
+      <w:pPr>
+        <w:rPr>
+          <w:lang w:val="en-US"/>
+        </w:rPr>
+      </w:pPr>
+    </w:p>
+    <w:p>
+      <w:pPr>
+        <w:rPr>
+          <w:lang w:val="en-US"/>
+        </w:rPr>
+      </w:pPr>
+      <w:r>
+        <w:rPr>
+          <w:lang w:val="en-US"/>
+        </w:rPr>
+        <w:tab/>
+        <w:t>initialize&lt;=CHANNELS:</w:t>
+      </w:r>
+    </w:p>
+    <w:p>
+      <w:pPr>
+        <w:rPr>
+          <w:lang w:val="en-US"/>
+        </w:rPr>
+      </w:pPr>
+      <w:r>
+        <w:rPr>
+          <w:lang w:val="en-US"/>
+        </w:rPr>
+        <w:tab/>
+      </w:r>
+      <w:r>
+        <w:rPr>
+          <w:lang w:val="en-US"/>
+        </w:rPr>
+        <w:tab/>
+        <w:t xml:space="preserve">initializes bunch of variables to keep track of mean and </w:t>
+      </w:r>
+      <w:proofErr w:type="spellStart"/>
+      <w:r>
+        <w:rPr>
+          <w:lang w:val="en-US"/>
+        </w:rPr>
+        <w:t>stddev</w:t>
+      </w:r>
+      <w:proofErr w:type="spellEnd"/>
+      <w:r>
+        <w:rPr>
+          <w:lang w:val="en-US"/>
+        </w:rPr>
+        <w:t xml:space="preserve"> of speech</w:t>
+      </w:r>
+    </w:p>
+    <w:p>
+      <w:pPr>
+        <w:rPr>
+          <w:lang w:val="en-US"/>
+        </w:rPr>
+      </w:pPr>
+      <w:r>
+        <w:rPr>
+          <w:lang w:val="en-US"/>
+        </w:rPr>
+        <w:tab/>
+      </w:r>
+      <w:r>
+        <w:rPr>
+          <w:lang w:val="en-US"/>
+        </w:rPr>
+        <w:tab/>
+      </w:r>
+      <w:proofErr w:type="spellStart"/>
+      <w:r>
+        <w:rPr>
+          <w:lang w:val="en-US"/>
+        </w:rPr>
+        <w:t>initialiaze</w:t>
+      </w:r>
+      <w:proofErr w:type="spellEnd"/>
+      <w:r>
+        <w:rPr>
+          <w:lang w:val="en-US"/>
+        </w:rPr>
+        <w:t>+=1</w:t>
+      </w:r>
+    </w:p>
+    <w:p>
+      <w:pPr>
+        <w:rPr>
+          <w:lang w:val="en-US"/>
+        </w:rPr>
+      </w:pPr>
+    </w:p>
+    <w:p>
+      <w:pPr>
+        <w:rPr>
+          <w:lang w:val="en-US"/>
+        </w:rPr>
+      </w:pPr>
+      <w:r>
+        <w:rPr>
+          <w:lang w:val="en-US"/>
+        </w:rPr>
+        <w:tab/>
+        <w:t>initialize &gt; CHANNELS:</w:t>
+      </w:r>
+    </w:p>
+    <w:p>
+      <w:pPr>
+        <w:rPr>
+          <w:lang w:val="en-US"/>
+        </w:rPr>
+      </w:pPr>
+      <w:r>
+        <w:rPr>
+          <w:lang w:val="en-US"/>
+        </w:rPr>
+        <w:tab/>
+      </w:r>
+      <w:r>
+        <w:rPr>
+          <w:lang w:val="en-US"/>
+        </w:rPr>
+        <w:tab/>
+        <w:t xml:space="preserve">some </w:t>
+      </w:r>
+      <w:proofErr w:type="gramStart"/>
+      <w:r>
+        <w:rPr>
+          <w:lang w:val="en-US"/>
+        </w:rPr>
+        <w:t>cross-talk</w:t>
+      </w:r>
+      <w:proofErr w:type="gramEnd"/>
+      <w:r>
+        <w:rPr>
+          <w:lang w:val="en-US"/>
+        </w:rPr>
+        <w:t xml:space="preserve"> monitoring</w:t>
+      </w:r>
+    </w:p>
+    <w:p>
+      <w:pPr>
+        <w:rPr>
+          <w:lang w:val="en-US"/>
+        </w:rPr>
+      </w:pPr>
+      <w:r>
+        <w:rPr>
+          <w:lang w:val="en-US"/>
+        </w:rPr>
+        <w:tab/>
+      </w:r>
+      <w:r>
+        <w:rPr>
+          <w:lang w:val="en-US"/>
+        </w:rPr>
+        <w:tab/>
+        <w:t>some filtering to remove single peaks in rms data</w:t>
+      </w:r>
+      <w:r>
+        <w:rPr>
+          <w:lang w:val="en-US"/>
+        </w:rPr>
+        <w:t>:</w:t>
+      </w:r>
+    </w:p>
+    <w:p>
+      <w:pPr>
+        <w:ind w:left="2160"/>
+        <w:rPr>
+          <w:lang w:val="en-US"/>
+        </w:rPr>
+      </w:pPr>
+      <w:proofErr w:type="spellStart"/>
+      <w:r>
+        <w:rPr>
+          <w:lang w:val="en-US"/>
+        </w:rPr>
+        <w:t>speechbuffer</w:t>
+      </w:r>
+      <w:proofErr w:type="spellEnd"/>
+      <w:r>
+        <w:rPr>
+          <w:lang w:val="en-US"/>
+        </w:rPr>
+        <w:t>[channel] = number of blocks with speech in that channel, not counting noise peaks</w:t>
+      </w:r>
+    </w:p>
+    <w:p>
+      <w:pPr>
+        <w:rPr>
+          <w:lang w:val="en-US"/>
+        </w:rPr>
+      </w:pPr>
+      <w:r>
+        <w:rPr>
+          <w:lang w:val="en-US"/>
+        </w:rPr>
+        <w:tab/>
+      </w:r>
+      <w:r>
+        <w:rPr>
+          <w:lang w:val="en-US"/>
+        </w:rPr>
+        <w:tab/>
+      </w:r>
+      <w:proofErr w:type="spellStart"/>
+      <w:r>
+        <w:rPr>
+          <w:lang w:val="en-US"/>
+        </w:rPr>
+        <w:t>calibrationDone</w:t>
+      </w:r>
+      <w:proofErr w:type="spellEnd"/>
+      <w:r>
+        <w:rPr>
+          <w:lang w:val="en-US"/>
+        </w:rPr>
+        <w:t xml:space="preserve"> = True</w:t>
+      </w:r>
+    </w:p>
+    <w:p>
+      <w:pPr>
+        <w:rPr>
+          <w:lang w:val="en-US"/>
+        </w:rPr>
+      </w:pPr>
+    </w:p>
+    <w:p>
+      <w:pPr>
+        <w:rPr>
+          <w:lang w:val="en-US"/>
+        </w:rPr>
+      </w:pPr>
+      <w:r>
+        <w:rPr>
+          <w:lang w:val="en-US"/>
+        </w:rPr>
+        <w:t xml:space="preserve">if </w:t>
+      </w:r>
+      <w:proofErr w:type="spellStart"/>
+      <w:r>
+        <w:rPr>
+          <w:lang w:val="en-US"/>
+        </w:rPr>
+        <w:t>calibrationDone</w:t>
+      </w:r>
+      <w:proofErr w:type="spellEnd"/>
+      <w:r>
+        <w:rPr>
+          <w:lang w:val="en-US"/>
+        </w:rPr>
+        <w:t>:</w:t>
+      </w:r>
+    </w:p>
+    <w:p>
+      <w:pPr>
+        <w:rPr>
+          <w:lang w:val="en-US"/>
+        </w:rPr>
+      </w:pPr>
+      <w:r>
+        <w:rPr>
+          <w:lang w:val="en-US"/>
+        </w:rPr>
+        <w:tab/>
+        <w:t>store statistics of raw noise count without filtering</w:t>
+      </w:r>
+    </w:p>
+    <w:p>
+      <w:pPr>
+        <w:shd w:val="clear" w:color="auto" w:fill="1F1F1F"/>
+        <w:spacing w:line="270" w:lineRule="atLeast"/>
+        <w:rPr>
+          <w:rFonts w:ascii="Menlo" w:eastAsia="Times New Roman" w:hAnsi="Menlo" w:cs="Menlo"/>
+          <w:color w:val="CCCCCC"/>
+          <w:sz w:val="18"/>
+          <w:szCs w:val="18"/>
+          <w:lang w:eastAsia="en-GB"/>
+        </w:rPr>
+      </w:pPr>
+      <w:r>
+        <w:rPr>
+          <w:rFonts w:ascii="Menlo" w:eastAsia="Times New Roman" w:hAnsi="Menlo" w:cs="Menlo"/>
+          <w:color w:val="9CDCFE"/>
+          <w:sz w:val="18"/>
+          <w:szCs w:val="18"/>
+          <w:lang w:eastAsia="en-GB"/>
+        </w:rPr>
+        <w:t>intermediateOLRB</w:t>
+      </w:r>
+      <w:r>
+        <w:rPr>
+          <w:rFonts w:ascii="Menlo" w:eastAsia="Times New Roman" w:hAnsi="Menlo" w:cs="Menlo"/>
+          <w:color w:val="CCCCCC"/>
+          <w:sz w:val="18"/>
+          <w:szCs w:val="18"/>
+          <w:lang w:eastAsia="en-GB"/>
+        </w:rPr>
         <w:t xml:space="preserve"> </w:t>
       </w:r>
       <w:r>
         <w:rPr>
-          <w:lang w:val="en-US"/>
-        </w:rPr>
-        <w:t xml:space="preserve">more than sec – </w:t>
-      </w:r>
-      <w:proofErr w:type="spellStart"/>
-      <w:r>
-        <w:rPr>
-          <w:lang w:val="en-US"/>
-        </w:rPr>
-        <w:t>MeanSystemDelay</w:t>
-      </w:r>
-      <w:proofErr w:type="spellEnd"/>
-    </w:p>
-    <w:p>
-      <w:pPr>
-        <w:ind w:firstLine="720"/>
-        <w:rPr>
-          <w:lang w:val="en-US"/>
-        </w:rPr>
-      </w:pPr>
-    </w:p>
-    <w:p>
-      <w:pPr>
-        <w:ind w:firstLine="720"/>
-        <w:rPr>
-          <w:lang w:val="en-US"/>
-        </w:rPr>
-      </w:pPr>
-      <w:proofErr w:type="spellStart"/>
-      <w:r>
-        <w:rPr>
-          <w:lang w:val="en-US"/>
-        </w:rPr>
-        <w:t>Init</w:t>
-      </w:r>
-      <w:r>
-        <w:rPr>
-          <w:lang w:val="en-US"/>
-        </w:rPr>
-        <w:t>F</w:t>
-      </w:r>
-      <w:proofErr w:type="spellEnd"/>
-      <w:r>
-        <w:rPr>
-          <w:lang w:val="en-US"/>
-        </w:rPr>
-        <w:t xml:space="preserve"> = </w:t>
+          <w:rFonts w:ascii="Menlo" w:eastAsia="Times New Roman" w:hAnsi="Menlo" w:cs="Menlo"/>
+          <w:color w:val="D4D4D4"/>
+          <w:sz w:val="18"/>
+          <w:szCs w:val="18"/>
+          <w:lang w:eastAsia="en-GB"/>
+        </w:rPr>
+        <w:t>=</w:t>
+      </w:r>
+      <w:r>
+        <w:rPr>
+          <w:rFonts w:ascii="Menlo" w:eastAsia="Times New Roman" w:hAnsi="Menlo" w:cs="Menlo"/>
+          <w:color w:val="CCCCCC"/>
+          <w:sz w:val="18"/>
+          <w:szCs w:val="18"/>
+          <w:lang w:eastAsia="en-GB"/>
+        </w:rPr>
+        <w:t xml:space="preserve"> </w:t>
+      </w:r>
+      <w:r>
+        <w:rPr>
+          <w:rFonts w:ascii="Menlo" w:eastAsia="Times New Roman" w:hAnsi="Menlo" w:cs="Menlo"/>
+          <w:color w:val="DCDCAA"/>
+          <w:sz w:val="18"/>
+          <w:szCs w:val="18"/>
+          <w:lang w:eastAsia="en-GB"/>
+        </w:rPr>
+        <w:t>get_OLRB</w:t>
+      </w:r>
+      <w:r>
+        <w:rPr>
+          <w:rFonts w:ascii="Menlo" w:eastAsia="Times New Roman" w:hAnsi="Menlo" w:cs="Menlo"/>
+          <w:color w:val="CCCCCC"/>
+          <w:sz w:val="18"/>
+          <w:szCs w:val="18"/>
+          <w:lang w:eastAsia="en-GB"/>
+        </w:rPr>
+        <w:t>(</w:t>
+      </w:r>
+      <w:r>
+        <w:rPr>
+          <w:rFonts w:ascii="Menlo" w:eastAsia="Times New Roman" w:hAnsi="Menlo" w:cs="Menlo"/>
+          <w:color w:val="9CDCFE"/>
+          <w:sz w:val="18"/>
+          <w:szCs w:val="18"/>
+          <w:lang w:eastAsia="en-GB"/>
+        </w:rPr>
+        <w:t>noisecount</w:t>
+      </w:r>
+      <w:r>
+        <w:rPr>
+          <w:rFonts w:ascii="Menlo" w:eastAsia="Times New Roman" w:hAnsi="Menlo" w:cs="Menlo"/>
+          <w:color w:val="CCCCCC"/>
+          <w:sz w:val="18"/>
+          <w:szCs w:val="18"/>
+          <w:lang w:eastAsia="en-GB"/>
+        </w:rPr>
+        <w:t xml:space="preserve">)           </w:t>
+      </w:r>
+      <w:r>
+        <w:rPr>
+          <w:rFonts w:ascii="Menlo" w:eastAsia="Times New Roman" w:hAnsi="Menlo" w:cs="Menlo"/>
+          <w:color w:val="6A9955"/>
+          <w:sz w:val="18"/>
+          <w:szCs w:val="18"/>
+          <w:lang w:eastAsia="en-GB"/>
+        </w:rPr>
+        <w:t xml:space="preserve"># This is the direct output without 'peakbuffer' or 'intervalbuffer' influence </w:t>
+      </w:r>
+    </w:p>
+    <w:p>
+      <w:pPr>
+        <w:shd w:val="clear" w:color="auto" w:fill="1F1F1F"/>
+        <w:spacing w:line="270" w:lineRule="atLeast"/>
+        <w:rPr>
+          <w:rFonts w:ascii="Menlo" w:eastAsia="Times New Roman" w:hAnsi="Menlo" w:cs="Menlo"/>
+          <w:color w:val="CCCCCC"/>
+          <w:sz w:val="18"/>
+          <w:szCs w:val="18"/>
+          <w:lang w:eastAsia="en-GB"/>
+        </w:rPr>
+      </w:pPr>
+      <w:r>
+        <w:rPr>
+          <w:rFonts w:ascii="Menlo" w:eastAsia="Times New Roman" w:hAnsi="Menlo" w:cs="Menlo"/>
+          <w:color w:val="CCCCCC"/>
+          <w:sz w:val="18"/>
+          <w:szCs w:val="18"/>
+          <w:lang w:eastAsia="en-GB"/>
+        </w:rPr>
+        <w:t xml:space="preserve">        </w:t>
+      </w:r>
+      <w:r>
+        <w:rPr>
+          <w:rFonts w:ascii="Menlo" w:eastAsia="Times New Roman" w:hAnsi="Menlo" w:cs="Menlo"/>
+          <w:color w:val="9CDCFE"/>
+          <w:sz w:val="18"/>
+          <w:szCs w:val="18"/>
+          <w:lang w:eastAsia="en-GB"/>
+        </w:rPr>
+        <w:t>DialogData</w:t>
+      </w:r>
+      <w:r>
+        <w:rPr>
+          <w:rFonts w:ascii="Menlo" w:eastAsia="Times New Roman" w:hAnsi="Menlo" w:cs="Menlo"/>
+          <w:color w:val="CCCCCC"/>
+          <w:sz w:val="18"/>
+          <w:szCs w:val="18"/>
+          <w:lang w:eastAsia="en-GB"/>
+        </w:rPr>
+        <w:t xml:space="preserve"> </w:t>
+      </w:r>
+      <w:r>
+        <w:rPr>
+          <w:rFonts w:ascii="Menlo" w:eastAsia="Times New Roman" w:hAnsi="Menlo" w:cs="Menlo"/>
+          <w:color w:val="D4D4D4"/>
+          <w:sz w:val="18"/>
+          <w:szCs w:val="18"/>
+          <w:lang w:eastAsia="en-GB"/>
+        </w:rPr>
+        <w:t>=</w:t>
+      </w:r>
+      <w:r>
+        <w:rPr>
+          <w:rFonts w:ascii="Menlo" w:eastAsia="Times New Roman" w:hAnsi="Menlo" w:cs="Menlo"/>
+          <w:color w:val="CCCCCC"/>
+          <w:sz w:val="18"/>
+          <w:szCs w:val="18"/>
+          <w:lang w:eastAsia="en-GB"/>
+        </w:rPr>
+        <w:t xml:space="preserve"> </w:t>
+      </w:r>
+      <w:r>
+        <w:rPr>
+          <w:rFonts w:ascii="Menlo" w:eastAsia="Times New Roman" w:hAnsi="Menlo" w:cs="Menlo"/>
+          <w:color w:val="DCDCAA"/>
+          <w:sz w:val="18"/>
+          <w:szCs w:val="18"/>
+          <w:lang w:eastAsia="en-GB"/>
+        </w:rPr>
+        <w:t>UpdateDialogData</w:t>
+      </w:r>
+      <w:r>
+        <w:rPr>
+          <w:rFonts w:ascii="Menlo" w:eastAsia="Times New Roman" w:hAnsi="Menlo" w:cs="Menlo"/>
+          <w:color w:val="CCCCCC"/>
+          <w:sz w:val="18"/>
+          <w:szCs w:val="18"/>
+          <w:lang w:eastAsia="en-GB"/>
+        </w:rPr>
+        <w:t>(</w:t>
+      </w:r>
+      <w:r>
+        <w:rPr>
+          <w:rFonts w:ascii="Menlo" w:eastAsia="Times New Roman" w:hAnsi="Menlo" w:cs="Menlo"/>
+          <w:color w:val="9CDCFE"/>
+          <w:sz w:val="18"/>
+          <w:szCs w:val="18"/>
+          <w:lang w:eastAsia="en-GB"/>
+        </w:rPr>
+        <w:t>intermediateOLRB</w:t>
+      </w:r>
+      <w:r>
+        <w:rPr>
+          <w:rFonts w:ascii="Menlo" w:eastAsia="Times New Roman" w:hAnsi="Menlo" w:cs="Menlo"/>
+          <w:color w:val="CCCCCC"/>
+          <w:sz w:val="18"/>
+          <w:szCs w:val="18"/>
+          <w:lang w:eastAsia="en-GB"/>
+        </w:rPr>
+        <w:t xml:space="preserve">, </w:t>
+      </w:r>
+      <w:r>
+        <w:rPr>
+          <w:rFonts w:ascii="Menlo" w:eastAsia="Times New Roman" w:hAnsi="Menlo" w:cs="Menlo"/>
+          <w:color w:val="9CDCFE"/>
+          <w:sz w:val="18"/>
+          <w:szCs w:val="18"/>
+          <w:lang w:eastAsia="en-GB"/>
+        </w:rPr>
+        <w:t>WindowSizeSec</w:t>
+      </w:r>
+      <w:r>
+        <w:rPr>
+          <w:rFonts w:ascii="Menlo" w:eastAsia="Times New Roman" w:hAnsi="Menlo" w:cs="Menlo"/>
+          <w:color w:val="CCCCCC"/>
+          <w:sz w:val="18"/>
+          <w:szCs w:val="18"/>
+          <w:lang w:eastAsia="en-GB"/>
+        </w:rPr>
+        <w:t xml:space="preserve">, </w:t>
+      </w:r>
+      <w:r>
+        <w:rPr>
+          <w:rFonts w:ascii="Menlo" w:eastAsia="Times New Roman" w:hAnsi="Menlo" w:cs="Menlo"/>
+          <w:color w:val="9CDCFE"/>
+          <w:sz w:val="18"/>
+          <w:szCs w:val="18"/>
+          <w:lang w:eastAsia="en-GB"/>
+        </w:rPr>
+        <w:t>resetData</w:t>
+      </w:r>
+      <w:r>
+        <w:rPr>
+          <w:rFonts w:ascii="Menlo" w:eastAsia="Times New Roman" w:hAnsi="Menlo" w:cs="Menlo"/>
+          <w:color w:val="CCCCCC"/>
+          <w:sz w:val="18"/>
+          <w:szCs w:val="18"/>
+          <w:lang w:eastAsia="en-GB"/>
+        </w:rPr>
+        <w:t xml:space="preserve">)  </w:t>
+      </w:r>
+      <w:r>
+        <w:rPr>
+          <w:rFonts w:ascii="Menlo" w:eastAsia="Times New Roman" w:hAnsi="Menlo" w:cs="Menlo"/>
+          <w:color w:val="6A9955"/>
+          <w:sz w:val="18"/>
+          <w:szCs w:val="18"/>
+          <w:lang w:eastAsia="en-GB"/>
+        </w:rPr>
+        <w:t># The intermediate value is used to calc. dialog stats</w:t>
+      </w:r>
+    </w:p>
+    <w:p>
+      <w:pPr>
+        <w:shd w:val="clear" w:color="auto" w:fill="1F1F1F"/>
+        <w:spacing w:line="270" w:lineRule="atLeast"/>
+        <w:rPr>
+          <w:rFonts w:ascii="Menlo" w:eastAsia="Times New Roman" w:hAnsi="Menlo" w:cs="Menlo"/>
+          <w:color w:val="CCCCCC"/>
+          <w:sz w:val="18"/>
+          <w:szCs w:val="18"/>
+          <w:lang w:eastAsia="en-GB"/>
+        </w:rPr>
+      </w:pPr>
+      <w:r>
+        <w:rPr>
+          <w:rFonts w:ascii="Menlo" w:eastAsia="Times New Roman" w:hAnsi="Menlo" w:cs="Menlo"/>
+          <w:color w:val="CCCCCC"/>
+          <w:sz w:val="18"/>
+          <w:szCs w:val="18"/>
+          <w:lang w:eastAsia="en-GB"/>
+        </w:rPr>
+        <w:t xml:space="preserve">       </w:t>
+      </w:r>
+    </w:p>
+    <w:p>
+      <w:pPr>
+        <w:rPr>
+          <w:lang w:val="en-US"/>
+        </w:rPr>
+      </w:pPr>
+    </w:p>
+    <w:p>
+      <w:pPr>
+        <w:ind w:left="720"/>
+        <w:rPr>
+          <w:lang w:val="en-US"/>
+        </w:rPr>
+      </w:pPr>
+      <w:r>
+        <w:rPr>
+          <w:lang w:val="en-US"/>
+        </w:rPr>
+        <w:t>code sound signal as “</w:t>
       </w:r>
       <w:proofErr w:type="gramStart"/>
       <w:r>
         <w:rPr>
           <w:lang w:val="en-US"/>
         </w:rPr>
-        <w:t>1</w:t>
-      </w:r>
-      <w:r>
-        <w:rPr>
-          <w:lang w:val="en-US"/>
-        </w:rPr>
-        <w:t>( started</w:t>
+        <w:t>-“</w:t>
       </w:r>
       <w:proofErr w:type="gramEnd"/>
       <w:r>
         <w:rPr>
           <w:lang w:val="en-US"/>
         </w:rPr>
-        <w:t xml:space="preserve"> counting </w:t>
-      </w:r>
-      <w:proofErr w:type="spellStart"/>
-      <w:r>
-        <w:rPr>
-          <w:lang w:val="en-US"/>
-        </w:rPr>
-        <w:t>GazeToNao</w:t>
+        <w:t>, “.”, “L”, “R” or “B” for None, Silence, Left, Right or Both (Maurice used two microphones attached to a single stereo input):</w:t>
+      </w:r>
+    </w:p>
+    <w:p>
+      <w:pPr>
+        <w:ind w:left="720" w:firstLine="720"/>
+        <w:rPr>
+          <w:lang w:val="en-US"/>
+        </w:rPr>
+      </w:pPr>
+      <w:r>
+        <w:rPr>
+          <w:lang w:val="en-US"/>
+        </w:rPr>
+        <w:t>0LRB = get_0</w:t>
+      </w:r>
+      <w:proofErr w:type="gramStart"/>
+      <w:r>
+        <w:rPr>
+          <w:lang w:val="en-US"/>
+        </w:rPr>
+        <w:t>LRB(</w:t>
+      </w:r>
+      <w:proofErr w:type="spellStart"/>
+      <w:proofErr w:type="gramEnd"/>
+      <w:r>
+        <w:rPr>
+          <w:lang w:val="en-US"/>
+        </w:rPr>
+        <w:t>speechbuffer</w:t>
       </w:r>
       <w:proofErr w:type="spellEnd"/>
       <w:r>
@@ -795,52 +1871,171 @@
     </w:p>
     <w:p>
       <w:pPr>
-        <w:rPr>
-          <w:lang w:val="en-US"/>
-        </w:rPr>
-      </w:pPr>
-      <w:proofErr w:type="spellStart"/>
-      <w:r>
-        <w:rPr>
-          <w:lang w:val="en-US"/>
-        </w:rPr>
-        <w:t>InitD</w:t>
-      </w:r>
-      <w:proofErr w:type="spellEnd"/>
-      <w:r>
-        <w:rPr>
-          <w:lang w:val="en-US"/>
-        </w:rPr>
-        <w:t xml:space="preserve"> does not exist, </w:t>
-      </w:r>
-      <w:proofErr w:type="spellStart"/>
-      <w:r>
-        <w:rPr>
-          <w:lang w:val="en-US"/>
-        </w:rPr>
-        <w:t>InitH</w:t>
-      </w:r>
-      <w:proofErr w:type="spellEnd"/>
-      <w:r>
-        <w:rPr>
-          <w:lang w:val="en-US"/>
-        </w:rPr>
-        <w:t xml:space="preserve"> is not used (commented out </w:t>
-      </w:r>
-      <w:proofErr w:type="spellStart"/>
-      <w:r>
-        <w:rPr>
-          <w:lang w:val="en-US"/>
-        </w:rPr>
-        <w:t>SilentForMAX</w:t>
-      </w:r>
-      <w:proofErr w:type="spellEnd"/>
-      <w:r>
-        <w:rPr>
-          <w:lang w:val="en-US"/>
-        </w:rPr>
-        <w:t>)</w:t>
-      </w:r>
+        <w:shd w:val="clear" w:color="auto" w:fill="1F1F1F"/>
+        <w:spacing w:line="270" w:lineRule="atLeast"/>
+        <w:rPr>
+          <w:rFonts w:ascii="Menlo" w:eastAsia="Times New Roman" w:hAnsi="Menlo" w:cs="Menlo"/>
+          <w:color w:val="CCCCCC"/>
+          <w:sz w:val="18"/>
+          <w:szCs w:val="18"/>
+          <w:lang w:eastAsia="en-GB"/>
+        </w:rPr>
+      </w:pPr>
+      <w:r>
+        <w:rPr>
+          <w:rFonts w:ascii="Menlo" w:eastAsia="Times New Roman" w:hAnsi="Menlo" w:cs="Menlo"/>
+          <w:color w:val="569CD6"/>
+          <w:sz w:val="18"/>
+          <w:szCs w:val="18"/>
+          <w:lang w:eastAsia="en-GB"/>
+        </w:rPr>
+        <w:t>def</w:t>
+      </w:r>
+      <w:r>
+        <w:rPr>
+          <w:rFonts w:ascii="Menlo" w:eastAsia="Times New Roman" w:hAnsi="Menlo" w:cs="Menlo"/>
+          <w:color w:val="CCCCCC"/>
+          <w:sz w:val="18"/>
+          <w:szCs w:val="18"/>
+          <w:lang w:eastAsia="en-GB"/>
+        </w:rPr>
+        <w:t xml:space="preserve"> </w:t>
+      </w:r>
+      <w:r>
+        <w:rPr>
+          <w:rFonts w:ascii="Menlo" w:eastAsia="Times New Roman" w:hAnsi="Menlo" w:cs="Menlo"/>
+          <w:color w:val="DCDCAA"/>
+          <w:sz w:val="18"/>
+          <w:szCs w:val="18"/>
+          <w:lang w:eastAsia="en-GB"/>
+        </w:rPr>
+        <w:t>UpdateDialogData</w:t>
+      </w:r>
+      <w:r>
+        <w:rPr>
+          <w:rFonts w:ascii="Menlo" w:eastAsia="Times New Roman" w:hAnsi="Menlo" w:cs="Menlo"/>
+          <w:color w:val="CCCCCC"/>
+          <w:sz w:val="18"/>
+          <w:szCs w:val="18"/>
+          <w:lang w:eastAsia="en-GB"/>
+        </w:rPr>
+        <w:t>(</w:t>
+      </w:r>
+      <w:r>
+        <w:rPr>
+          <w:rFonts w:ascii="Menlo" w:eastAsia="Times New Roman" w:hAnsi="Menlo" w:cs="Menlo"/>
+          <w:color w:val="9CDCFE"/>
+          <w:sz w:val="18"/>
+          <w:szCs w:val="18"/>
+          <w:lang w:eastAsia="en-GB"/>
+        </w:rPr>
+        <w:t>MicIn</w:t>
+      </w:r>
+      <w:r>
+        <w:rPr>
+          <w:rFonts w:ascii="Menlo" w:eastAsia="Times New Roman" w:hAnsi="Menlo" w:cs="Menlo"/>
+          <w:color w:val="CCCCCC"/>
+          <w:sz w:val="18"/>
+          <w:szCs w:val="18"/>
+          <w:lang w:eastAsia="en-GB"/>
+        </w:rPr>
+        <w:t xml:space="preserve">, </w:t>
+      </w:r>
+      <w:r>
+        <w:rPr>
+          <w:rFonts w:ascii="Menlo" w:eastAsia="Times New Roman" w:hAnsi="Menlo" w:cs="Menlo"/>
+          <w:color w:val="9CDCFE"/>
+          <w:sz w:val="18"/>
+          <w:szCs w:val="18"/>
+          <w:lang w:eastAsia="en-GB"/>
+        </w:rPr>
+        <w:t>Wsize</w:t>
+      </w:r>
+      <w:r>
+        <w:rPr>
+          <w:rFonts w:ascii="Menlo" w:eastAsia="Times New Roman" w:hAnsi="Menlo" w:cs="Menlo"/>
+          <w:color w:val="CCCCCC"/>
+          <w:sz w:val="18"/>
+          <w:szCs w:val="18"/>
+          <w:lang w:eastAsia="en-GB"/>
+        </w:rPr>
+        <w:t xml:space="preserve">, </w:t>
+      </w:r>
+      <w:r>
+        <w:rPr>
+          <w:rFonts w:ascii="Menlo" w:eastAsia="Times New Roman" w:hAnsi="Menlo" w:cs="Menlo"/>
+          <w:color w:val="9CDCFE"/>
+          <w:sz w:val="18"/>
+          <w:szCs w:val="18"/>
+          <w:lang w:eastAsia="en-GB"/>
+        </w:rPr>
+        <w:t>rstDialogData</w:t>
+      </w:r>
+      <w:r>
+        <w:rPr>
+          <w:rFonts w:ascii="Menlo" w:eastAsia="Times New Roman" w:hAnsi="Menlo" w:cs="Menlo"/>
+          <w:color w:val="CCCCCC"/>
+          <w:sz w:val="18"/>
+          <w:szCs w:val="18"/>
+          <w:lang w:eastAsia="en-GB"/>
+        </w:rPr>
+        <w:t>):</w:t>
+      </w:r>
+    </w:p>
+    <w:p>
+      <w:pPr>
+        <w:rPr>
+          <w:lang w:val="en-US"/>
+        </w:rPr>
+      </w:pPr>
+      <w:r>
+        <w:rPr>
+          <w:lang w:val="en-US"/>
+        </w:rPr>
+        <w:t xml:space="preserve">stores bunch of statistics about </w:t>
+      </w:r>
+      <w:proofErr w:type="spellStart"/>
+      <w:r>
+        <w:rPr>
+          <w:lang w:val="en-US"/>
+        </w:rPr>
+        <w:t>audiostream</w:t>
+      </w:r>
+      <w:proofErr w:type="spellEnd"/>
+    </w:p>
+    <w:p>
+      <w:pPr>
+        <w:rPr>
+          <w:lang w:val="en-US"/>
+        </w:rPr>
+      </w:pPr>
+    </w:p>
+    <w:p>
+      <w:pPr>
+        <w:rPr>
+          <w:lang w:val="en-US"/>
+        </w:rPr>
+      </w:pPr>
+      <w:r>
+        <w:rPr>
+          <w:lang w:val="en-US"/>
+        </w:rPr>
+        <w:tab/>
+      </w:r>
+    </w:p>
+    <w:p>
+      <w:pPr>
+        <w:rPr>
+          <w:lang w:val="en-US"/>
+        </w:rPr>
+      </w:pPr>
+    </w:p>
+    <w:p>
+      <w:pPr>
+        <w:rPr>
+          <w:lang w:val="en-US"/>
+        </w:rPr>
+      </w:pPr>
     </w:p>
     <w:sectPr>
       <w:pgSz w:w="11906" w:h="16838"/>
@@ -1274,7 +2469,6 @@
     <w:next w:val="Normal"/>
     <w:link w:val="Heading2Char"/>
     <w:uiPriority w:val="9"/>
-    <w:semiHidden/>
     <w:unhideWhenUsed/>
     <w:qFormat/>
     <w:rsid w:val="0084606C"/>
@@ -1297,7 +2491,6 @@
     <w:next w:val="Normal"/>
     <w:link w:val="Heading3Char"/>
     <w:uiPriority w:val="9"/>
-    <w:semiHidden/>
     <w:unhideWhenUsed/>
     <w:qFormat/>
     <w:rsid w:val="0084606C"/>
@@ -1447,6 +2640,7 @@
   <w:style w:type="character" w:default="1" w:styleId="DefaultParagraphFont">
     <w:name w:val="Default Paragraph Font"/>
     <w:uiPriority w:val="1"/>
+    <w:semiHidden/>
     <w:unhideWhenUsed/>
   </w:style>
   <w:style w:type="table" w:default="1" w:styleId="TableNormal">
@@ -1488,7 +2682,6 @@
     <w:basedOn w:val="DefaultParagraphFont"/>
     <w:link w:val="Heading2"/>
     <w:uiPriority w:val="9"/>
-    <w:semiHidden/>
     <w:rsid w:val="0084606C"/>
     <w:rPr>
       <w:rFonts w:asciiTheme="majorHAnsi" w:eastAsiaTheme="majorEastAsia" w:hAnsiTheme="majorHAnsi" w:cstheme="majorBidi"/>
@@ -1502,7 +2695,6 @@
     <w:basedOn w:val="DefaultParagraphFont"/>
     <w:link w:val="Heading3"/>
     <w:uiPriority w:val="9"/>
-    <w:semiHidden/>
     <w:rsid w:val="0084606C"/>
     <w:rPr>
       <w:rFonts w:eastAsiaTheme="majorEastAsia" w:cstheme="majorBidi"/>
